--- a/(e)CRF/Per protocolnaam/01_Screening-before-consent form.docx
+++ b/(e)CRF/Per protocolnaam/01_Screening-before-consent form.docx
@@ -25,7 +25,7 @@
           <w:szCs w:val="28"/>
           <w:lang w:val="en-GB"/>
         </w:rPr>
-        <w:t>Appendix 1: Screening-before-consent form</w:t>
+        <w:t>eCRF Document 01: Screening-before-consent form</w:t>
       </w:r>
     </w:p>
     <w:p>
